--- a/projets/dalle_appuyee_01/livrables/notes/note_hypotheses.docx
+++ b/projets/dalle_appuyee_01/livrables/notes/note_hypotheses.docx
@@ -281,7 +281,7 @@
                 <w:color w:val="000000"/>
                 <w:sz w:val="20"/>
               </w:rPr>
-              <w:t>2026-10-02</w:t>
+              <w:t>2026-10-08</w:t>
             </w:r>
           </w:p>
         </w:tc>
@@ -416,7 +416,7 @@
                 <w:color w:val="000000"/>
                 <w:sz w:val="20"/>
               </w:rPr>
-              <w:t>57086ba0f959ee133a48d4805e1f5cbf9d96f047923aeec7a767c03434544d60</w:t>
+              <w:t>9305d12b2aa869cc32f47df634a25211f4b478159ed62a31cf1ea5b3640a57bf</w:t>
             </w:r>
           </w:p>
         </w:tc>
@@ -506,7 +506,7 @@
                 <w:color w:val="000000"/>
                 <w:sz w:val="20"/>
               </w:rPr>
-              <w:t>eae57111fe9d80165173065b525e2560891c7c46</w:t>
+              <w:t>59bc038395cb60c917f2b1bae56f4e22db2dd772</w:t>
             </w:r>
           </w:p>
         </w:tc>
@@ -686,7 +686,7 @@
                 <w:color w:val="000000"/>
                 <w:sz w:val="20"/>
               </w:rPr>
-              <w:t>297fcd56c98d9ee6bdc8935db4d1a6fc13fdd9b182cfe349535c5ba5569398e0</w:t>
+              <w:t>9305d12b2aa869cc32f47df634a25211f4b478159ed62a31cf1ea5b3640a57bf</w:t>
             </w:r>
           </w:p>
         </w:tc>
@@ -1216,6 +1216,1827 @@
                 <w:sz w:val="20"/>
               </w:rPr>
               <w:t>9</w:t>
+            </w:r>
+          </w:p>
+        </w:tc>
+      </w:tr>
+    </w:tbl>
+    <w:p>
+      <w:pPr>
+        <w:spacing w:after="40"/>
+      </w:pPr>
+    </w:p>
+    <w:p>
+      <w:r>
+        <w:rPr>
+          <w:rFonts w:ascii="Arial" w:hAnsi="Arial" w:cs="Arial" w:eastAsia="Arial"/>
+          <w:b/>
+          <w:i w:val="0"/>
+          <w:color w:val="000000"/>
+          <w:sz w:val="20"/>
+        </w:rPr>
+        <w:t>Commandes Code_Aster prévues</w:t>
+      </w:r>
+    </w:p>
+    <w:tbl>
+      <w:tblPr>
+        <w:tblStyle w:val="TableGrid"/>
+        <w:tblW w:type="auto" w:w="0"/>
+        <w:jc w:val="center"/>
+        <w:tblLayout w:type="fixed"/>
+        <w:tblLook w:firstColumn="1" w:firstRow="1" w:lastColumn="0" w:lastRow="0" w:noHBand="0" w:noVBand="1" w:val="04A0"/>
+      </w:tblPr>
+      <w:tblGrid>
+        <w:gridCol w:w="2268"/>
+        <w:gridCol w:w="850"/>
+        <w:gridCol w:w="3402"/>
+        <w:gridCol w:w="3118"/>
+      </w:tblGrid>
+      <w:tr>
+        <w:trPr>
+          <w:tblHeader w:val="true"/>
+        </w:trPr>
+        <w:tc>
+          <w:tcPr>
+            <w:tcW w:type="dxa" w:w="2268"/>
+            <w:shd w:val="clear" w:color="auto" w:fill="D9D9D9"/>
+          </w:tcPr>
+          <w:p>
+            <w:pPr>
+              <w:spacing w:after="20"/>
+            </w:pPr>
+            <w:r>
+              <w:rPr>
+                <w:rFonts w:ascii="Arial" w:hAnsi="Arial" w:cs="Arial" w:eastAsia="Arial"/>
+                <w:b/>
+                <w:i w:val="0"/>
+                <w:color w:val="000000"/>
+                <w:sz w:val="20"/>
+              </w:rPr>
+              <w:t>Commande prévue</w:t>
+            </w:r>
+          </w:p>
+        </w:tc>
+        <w:tc>
+          <w:tcPr>
+            <w:tcW w:type="dxa" w:w="850"/>
+            <w:shd w:val="clear" w:color="auto" w:fill="D9D9D9"/>
+          </w:tcPr>
+          <w:p>
+            <w:pPr>
+              <w:spacing w:after="20"/>
+            </w:pPr>
+            <w:r>
+              <w:rPr>
+                <w:rFonts w:ascii="Arial" w:hAnsi="Arial" w:cs="Arial" w:eastAsia="Arial"/>
+                <w:b/>
+                <w:i w:val="0"/>
+                <w:color w:val="000000"/>
+                <w:sz w:val="20"/>
+              </w:rPr>
+              <w:t>Point</w:t>
+            </w:r>
+          </w:p>
+        </w:tc>
+        <w:tc>
+          <w:tcPr>
+            <w:tcW w:type="dxa" w:w="3402"/>
+            <w:shd w:val="clear" w:color="auto" w:fill="D9D9D9"/>
+          </w:tcPr>
+          <w:p>
+            <w:pPr>
+              <w:spacing w:after="20"/>
+            </w:pPr>
+            <w:r>
+              <w:rPr>
+                <w:rFonts w:ascii="Arial" w:hAnsi="Arial" w:cs="Arial" w:eastAsia="Arial"/>
+                <w:b/>
+                <w:i w:val="0"/>
+                <w:color w:val="000000"/>
+                <w:sz w:val="20"/>
+              </w:rPr>
+              <w:t>Options</w:t>
+            </w:r>
+          </w:p>
+        </w:tc>
+        <w:tc>
+          <w:tcPr>
+            <w:tcW w:type="dxa" w:w="3118"/>
+            <w:shd w:val="clear" w:color="auto" w:fill="D9D9D9"/>
+          </w:tcPr>
+          <w:p>
+            <w:pPr>
+              <w:spacing w:after="20"/>
+            </w:pPr>
+            <w:r>
+              <w:rPr>
+                <w:rFonts w:ascii="Arial" w:hAnsi="Arial" w:cs="Arial" w:eastAsia="Arial"/>
+                <w:b/>
+                <w:i w:val="0"/>
+                <w:color w:val="000000"/>
+                <w:sz w:val="20"/>
+              </w:rPr>
+              <w:t>Couverture</w:t>
+            </w:r>
+          </w:p>
+        </w:tc>
+      </w:tr>
+      <w:tr>
+        <w:trPr>
+          <w:cantSplit/>
+        </w:trPr>
+        <w:tc>
+          <w:tcPr>
+            <w:tcW w:type="dxa" w:w="2268"/>
+          </w:tcPr>
+          <w:p>
+            <w:pPr>
+              <w:spacing w:after="20"/>
+            </w:pPr>
+            <w:r>
+              <w:rPr>
+                <w:rFonts w:ascii="Arial" w:hAnsi="Arial" w:cs="Arial" w:eastAsia="Arial"/>
+                <w:b w:val="0"/>
+                <w:i w:val="0"/>
+                <w:color w:val="000000"/>
+                <w:sz w:val="20"/>
+              </w:rPr>
+              <w:t>AFFE_CARA_ELEM</w:t>
+            </w:r>
+          </w:p>
+        </w:tc>
+        <w:tc>
+          <w:tcPr>
+            <w:tcW w:type="dxa" w:w="850"/>
+          </w:tcPr>
+          <w:p>
+            <w:pPr>
+              <w:spacing w:after="20"/>
+            </w:pPr>
+            <w:r>
+              <w:rPr>
+                <w:rFonts w:ascii="Arial" w:hAnsi="Arial" w:cs="Arial" w:eastAsia="Arial"/>
+                <w:b w:val="0"/>
+                <w:i w:val="0"/>
+                <w:color w:val="000000"/>
+                <w:sz w:val="20"/>
+              </w:rPr>
+              <w:t>1</w:t>
+            </w:r>
+          </w:p>
+        </w:tc>
+        <w:tc>
+          <w:tcPr>
+            <w:tcW w:type="dxa" w:w="3402"/>
+          </w:tcPr>
+          <w:p>
+            <w:pPr>
+              <w:spacing w:after="20"/>
+            </w:pPr>
+            <w:r>
+              <w:rPr>
+                <w:rFonts w:ascii="Arial" w:hAnsi="Arial" w:cs="Arial" w:eastAsia="Arial"/>
+                <w:b w:val="0"/>
+                <w:i w:val="0"/>
+                <w:color w:val="000000"/>
+                <w:sz w:val="20"/>
+              </w:rPr>
+              <w:t>—</w:t>
+            </w:r>
+          </w:p>
+        </w:tc>
+        <w:tc>
+          <w:tcPr>
+            <w:tcW w:type="dxa" w:w="3118"/>
+          </w:tcPr>
+          <w:p>
+            <w:pPr>
+              <w:spacing w:after="20"/>
+            </w:pPr>
+            <w:r>
+              <w:rPr>
+                <w:rFonts w:ascii="Arial" w:hAnsi="Arial" w:cs="Arial" w:eastAsia="Arial"/>
+                <w:b w:val="0"/>
+                <w:i w:val="0"/>
+                <w:color w:val="000000"/>
+                <w:sz w:val="20"/>
+              </w:rPr>
+              <w:t>—</w:t>
+            </w:r>
+          </w:p>
+        </w:tc>
+      </w:tr>
+      <w:tr>
+        <w:trPr>
+          <w:cantSplit/>
+        </w:trPr>
+        <w:tc>
+          <w:tcPr>
+            <w:tcW w:type="dxa" w:w="2268"/>
+          </w:tcPr>
+          <w:p>
+            <w:pPr>
+              <w:spacing w:after="20"/>
+            </w:pPr>
+            <w:r>
+              <w:rPr>
+                <w:rFonts w:ascii="Arial" w:hAnsi="Arial" w:cs="Arial" w:eastAsia="Arial"/>
+                <w:b w:val="0"/>
+                <w:i w:val="0"/>
+                <w:color w:val="000000"/>
+                <w:sz w:val="20"/>
+              </w:rPr>
+              <w:t>AFFE_CHAR_MECA</w:t>
+            </w:r>
+          </w:p>
+        </w:tc>
+        <w:tc>
+          <w:tcPr>
+            <w:tcW w:type="dxa" w:w="850"/>
+          </w:tcPr>
+          <w:p>
+            <w:pPr>
+              <w:spacing w:after="20"/>
+            </w:pPr>
+            <w:r>
+              <w:rPr>
+                <w:rFonts w:ascii="Arial" w:hAnsi="Arial" w:cs="Arial" w:eastAsia="Arial"/>
+                <w:b w:val="0"/>
+                <w:i w:val="0"/>
+                <w:color w:val="000000"/>
+                <w:sz w:val="20"/>
+              </w:rPr>
+              <w:t>4</w:t>
+            </w:r>
+          </w:p>
+        </w:tc>
+        <w:tc>
+          <w:tcPr>
+            <w:tcW w:type="dxa" w:w="3402"/>
+          </w:tcPr>
+          <w:p>
+            <w:pPr>
+              <w:spacing w:after="20"/>
+            </w:pPr>
+            <w:r>
+              <w:rPr>
+                <w:rFonts w:ascii="Arial" w:hAnsi="Arial" w:cs="Arial" w:eastAsia="Arial"/>
+                <w:b w:val="0"/>
+                <w:i w:val="0"/>
+                <w:color w:val="000000"/>
+                <w:sz w:val="20"/>
+              </w:rPr>
+              <w:t>—</w:t>
+            </w:r>
+          </w:p>
+        </w:tc>
+        <w:tc>
+          <w:tcPr>
+            <w:tcW w:type="dxa" w:w="3118"/>
+          </w:tcPr>
+          <w:p>
+            <w:pPr>
+              <w:spacing w:after="20"/>
+            </w:pPr>
+            <w:r>
+              <w:rPr>
+                <w:rFonts w:ascii="Arial" w:hAnsi="Arial" w:cs="Arial" w:eastAsia="Arial"/>
+                <w:b w:val="0"/>
+                <w:i w:val="0"/>
+                <w:color w:val="000000"/>
+                <w:sz w:val="20"/>
+              </w:rPr>
+              <w:t>—</w:t>
+            </w:r>
+          </w:p>
+        </w:tc>
+      </w:tr>
+      <w:tr>
+        <w:trPr>
+          <w:cantSplit/>
+        </w:trPr>
+        <w:tc>
+          <w:tcPr>
+            <w:tcW w:type="dxa" w:w="2268"/>
+          </w:tcPr>
+          <w:p>
+            <w:pPr>
+              <w:spacing w:after="20"/>
+            </w:pPr>
+            <w:r>
+              <w:rPr>
+                <w:rFonts w:ascii="Arial" w:hAnsi="Arial" w:cs="Arial" w:eastAsia="Arial"/>
+                <w:b w:val="0"/>
+                <w:i w:val="0"/>
+                <w:color w:val="000000"/>
+                <w:sz w:val="20"/>
+              </w:rPr>
+              <w:t>AFFE_MATERIAU</w:t>
+            </w:r>
+          </w:p>
+        </w:tc>
+        <w:tc>
+          <w:tcPr>
+            <w:tcW w:type="dxa" w:w="850"/>
+          </w:tcPr>
+          <w:p>
+            <w:pPr>
+              <w:spacing w:after="20"/>
+            </w:pPr>
+            <w:r>
+              <w:rPr>
+                <w:rFonts w:ascii="Arial" w:hAnsi="Arial" w:cs="Arial" w:eastAsia="Arial"/>
+                <w:b w:val="0"/>
+                <w:i w:val="0"/>
+                <w:color w:val="000000"/>
+                <w:sz w:val="20"/>
+              </w:rPr>
+              <w:t>0</w:t>
+            </w:r>
+          </w:p>
+        </w:tc>
+        <w:tc>
+          <w:tcPr>
+            <w:tcW w:type="dxa" w:w="3402"/>
+          </w:tcPr>
+          <w:p>
+            <w:pPr>
+              <w:spacing w:after="20"/>
+            </w:pPr>
+            <w:r>
+              <w:rPr>
+                <w:rFonts w:ascii="Arial" w:hAnsi="Arial" w:cs="Arial" w:eastAsia="Arial"/>
+                <w:b w:val="0"/>
+                <w:i w:val="0"/>
+                <w:color w:val="000000"/>
+                <w:sz w:val="20"/>
+              </w:rPr>
+              <w:t>—</w:t>
+            </w:r>
+          </w:p>
+        </w:tc>
+        <w:tc>
+          <w:tcPr>
+            <w:tcW w:type="dxa" w:w="3118"/>
+          </w:tcPr>
+          <w:p>
+            <w:pPr>
+              <w:spacing w:after="20"/>
+            </w:pPr>
+            <w:r>
+              <w:rPr>
+                <w:rFonts w:ascii="Arial" w:hAnsi="Arial" w:cs="Arial" w:eastAsia="Arial"/>
+                <w:b w:val="0"/>
+                <w:i w:val="0"/>
+                <w:color w:val="000000"/>
+                <w:sz w:val="20"/>
+              </w:rPr>
+              <w:t>—</w:t>
+            </w:r>
+          </w:p>
+        </w:tc>
+      </w:tr>
+      <w:tr>
+        <w:trPr>
+          <w:cantSplit/>
+        </w:trPr>
+        <w:tc>
+          <w:tcPr>
+            <w:tcW w:type="dxa" w:w="2268"/>
+          </w:tcPr>
+          <w:p>
+            <w:pPr>
+              <w:spacing w:after="20"/>
+            </w:pPr>
+            <w:r>
+              <w:rPr>
+                <w:rFonts w:ascii="Arial" w:hAnsi="Arial" w:cs="Arial" w:eastAsia="Arial"/>
+                <w:b w:val="0"/>
+                <w:i w:val="0"/>
+                <w:color w:val="000000"/>
+                <w:sz w:val="20"/>
+              </w:rPr>
+              <w:t>AFFE_MODELE</w:t>
+            </w:r>
+          </w:p>
+        </w:tc>
+        <w:tc>
+          <w:tcPr>
+            <w:tcW w:type="dxa" w:w="850"/>
+          </w:tcPr>
+          <w:p>
+            <w:pPr>
+              <w:spacing w:after="20"/>
+            </w:pPr>
+            <w:r>
+              <w:rPr>
+                <w:rFonts w:ascii="Arial" w:hAnsi="Arial" w:cs="Arial" w:eastAsia="Arial"/>
+                <w:b w:val="0"/>
+                <w:i w:val="0"/>
+                <w:color w:val="000000"/>
+                <w:sz w:val="20"/>
+              </w:rPr>
+              <w:t>1</w:t>
+            </w:r>
+          </w:p>
+        </w:tc>
+        <w:tc>
+          <w:tcPr>
+            <w:tcW w:type="dxa" w:w="3402"/>
+          </w:tcPr>
+          <w:p>
+            <w:pPr>
+              <w:spacing w:after="20"/>
+            </w:pPr>
+            <w:r>
+              <w:rPr>
+                <w:rFonts w:ascii="Arial" w:hAnsi="Arial" w:cs="Arial" w:eastAsia="Arial"/>
+                <w:b w:val="0"/>
+                <w:i w:val="0"/>
+                <w:color w:val="000000"/>
+                <w:sz w:val="20"/>
+              </w:rPr>
+              <w:t>PHENOMENE = MECANIQUE</w:t>
+            </w:r>
+          </w:p>
+        </w:tc>
+        <w:tc>
+          <w:tcPr>
+            <w:tcW w:type="dxa" w:w="3118"/>
+          </w:tcPr>
+          <w:p>
+            <w:pPr>
+              <w:spacing w:after="20"/>
+            </w:pPr>
+            <w:r>
+              <w:rPr>
+                <w:rFonts w:ascii="Arial" w:hAnsi="Arial" w:cs="Arial" w:eastAsia="Arial"/>
+                <w:b w:val="0"/>
+                <w:i w:val="0"/>
+                <w:color w:val="000000"/>
+                <w:sz w:val="20"/>
+              </w:rPr>
+              <w:t>—</w:t>
+            </w:r>
+          </w:p>
+        </w:tc>
+      </w:tr>
+      <w:tr>
+        <w:trPr>
+          <w:cantSplit/>
+        </w:trPr>
+        <w:tc>
+          <w:tcPr>
+            <w:tcW w:type="dxa" w:w="2268"/>
+          </w:tcPr>
+          <w:p>
+            <w:pPr>
+              <w:spacing w:after="20"/>
+            </w:pPr>
+            <w:r>
+              <w:rPr>
+                <w:rFonts w:ascii="Arial" w:hAnsi="Arial" w:cs="Arial" w:eastAsia="Arial"/>
+                <w:b w:val="0"/>
+                <w:i w:val="0"/>
+                <w:color w:val="000000"/>
+                <w:sz w:val="20"/>
+              </w:rPr>
+              <w:t>CALC_CHAMP</w:t>
+            </w:r>
+          </w:p>
+        </w:tc>
+        <w:tc>
+          <w:tcPr>
+            <w:tcW w:type="dxa" w:w="850"/>
+          </w:tcPr>
+          <w:p>
+            <w:pPr>
+              <w:spacing w:after="20"/>
+            </w:pPr>
+            <w:r>
+              <w:rPr>
+                <w:rFonts w:ascii="Arial" w:hAnsi="Arial" w:cs="Arial" w:eastAsia="Arial"/>
+                <w:b w:val="0"/>
+                <w:i w:val="0"/>
+                <w:color w:val="000000"/>
+                <w:sz w:val="20"/>
+              </w:rPr>
+              <w:t>0</w:t>
+            </w:r>
+          </w:p>
+        </w:tc>
+        <w:tc>
+          <w:tcPr>
+            <w:tcW w:type="dxa" w:w="3402"/>
+          </w:tcPr>
+          <w:p>
+            <w:pPr>
+              <w:spacing w:after="20"/>
+            </w:pPr>
+            <w:r>
+              <w:rPr>
+                <w:rFonts w:ascii="Arial" w:hAnsi="Arial" w:cs="Arial" w:eastAsia="Arial"/>
+                <w:b w:val="0"/>
+                <w:i w:val="0"/>
+                <w:color w:val="000000"/>
+                <w:sz w:val="20"/>
+              </w:rPr>
+              <w:t>—</w:t>
+            </w:r>
+          </w:p>
+        </w:tc>
+        <w:tc>
+          <w:tcPr>
+            <w:tcW w:type="dxa" w:w="3118"/>
+          </w:tcPr>
+          <w:p>
+            <w:pPr>
+              <w:spacing w:after="20"/>
+            </w:pPr>
+            <w:r>
+              <w:rPr>
+                <w:rFonts w:ascii="Arial" w:hAnsi="Arial" w:cs="Arial" w:eastAsia="Arial"/>
+                <w:b w:val="0"/>
+                <w:i w:val="0"/>
+                <w:color w:val="000000"/>
+                <w:sz w:val="20"/>
+              </w:rPr>
+              <w:t>—</w:t>
+            </w:r>
+          </w:p>
+        </w:tc>
+      </w:tr>
+      <w:tr>
+        <w:trPr>
+          <w:cantSplit/>
+        </w:trPr>
+        <w:tc>
+          <w:tcPr>
+            <w:tcW w:type="dxa" w:w="2268"/>
+          </w:tcPr>
+          <w:p>
+            <w:pPr>
+              <w:spacing w:after="20"/>
+            </w:pPr>
+            <w:r>
+              <w:rPr>
+                <w:rFonts w:ascii="Arial" w:hAnsi="Arial" w:cs="Arial" w:eastAsia="Arial"/>
+                <w:b w:val="0"/>
+                <w:i w:val="0"/>
+                <w:color w:val="000000"/>
+                <w:sz w:val="20"/>
+              </w:rPr>
+              <w:t>CALC_FERRAILLAGE</w:t>
+            </w:r>
+          </w:p>
+        </w:tc>
+        <w:tc>
+          <w:tcPr>
+            <w:tcW w:type="dxa" w:w="850"/>
+          </w:tcPr>
+          <w:p>
+            <w:pPr>
+              <w:spacing w:after="20"/>
+            </w:pPr>
+            <w:r>
+              <w:rPr>
+                <w:rFonts w:ascii="Arial" w:hAnsi="Arial" w:cs="Arial" w:eastAsia="Arial"/>
+                <w:b w:val="0"/>
+                <w:i w:val="0"/>
+                <w:color w:val="000000"/>
+                <w:sz w:val="20"/>
+              </w:rPr>
+              <w:t>5</w:t>
+            </w:r>
+          </w:p>
+        </w:tc>
+        <w:tc>
+          <w:tcPr>
+            <w:tcW w:type="dxa" w:w="3402"/>
+          </w:tcPr>
+          <w:p>
+            <w:pPr>
+              <w:spacing w:after="20"/>
+            </w:pPr>
+            <w:r>
+              <w:rPr>
+                <w:rFonts w:ascii="Arial" w:hAnsi="Arial" w:cs="Arial" w:eastAsia="Arial"/>
+                <w:b w:val="0"/>
+                <w:i w:val="0"/>
+                <w:color w:val="000000"/>
+                <w:sz w:val="20"/>
+              </w:rPr>
+              <w:t>CODIFICATION = EC2; TYPE_COMB = ELU; TYPE_STRUCTURE = 2D</w:t>
+            </w:r>
+          </w:p>
+        </w:tc>
+        <w:tc>
+          <w:tcPr>
+            <w:tcW w:type="dxa" w:w="3118"/>
+          </w:tcPr>
+          <w:p>
+            <w:pPr>
+              <w:spacing w:after="20"/>
+            </w:pPr>
+            <w:r>
+              <w:rPr>
+                <w:rFonts w:ascii="Arial" w:hAnsi="Arial" w:cs="Arial" w:eastAsia="Arial"/>
+                <w:b w:val="0"/>
+                <w:i w:val="0"/>
+                <w:color w:val="000000"/>
+                <w:sz w:val="20"/>
+              </w:rPr>
+              <w:t>UNITE_CONTRAINTE : point:9; AFFE.C_INF : point:14; AFFE.C_SUP : point:14; AFFE.GAMMA_S : point:14; AFFE.GAMMA_C : point:14; AFFE.FYK : point:14; AFFE.FCK : point:14; AFFE.EYS : point:14</w:t>
+            </w:r>
+          </w:p>
+        </w:tc>
+      </w:tr>
+      <w:tr>
+        <w:trPr>
+          <w:cantSplit/>
+        </w:trPr>
+        <w:tc>
+          <w:tcPr>
+            <w:tcW w:type="dxa" w:w="2268"/>
+          </w:tcPr>
+          <w:p>
+            <w:pPr>
+              <w:spacing w:after="20"/>
+            </w:pPr>
+            <w:r>
+              <w:rPr>
+                <w:rFonts w:ascii="Arial" w:hAnsi="Arial" w:cs="Arial" w:eastAsia="Arial"/>
+                <w:b w:val="0"/>
+                <w:i w:val="0"/>
+                <w:color w:val="000000"/>
+                <w:sz w:val="20"/>
+              </w:rPr>
+              <w:t>CALC_FERRAILLAGE</w:t>
+            </w:r>
+          </w:p>
+        </w:tc>
+        <w:tc>
+          <w:tcPr>
+            <w:tcW w:type="dxa" w:w="850"/>
+          </w:tcPr>
+          <w:p>
+            <w:pPr>
+              <w:spacing w:after="20"/>
+            </w:pPr>
+            <w:r>
+              <w:rPr>
+                <w:rFonts w:ascii="Arial" w:hAnsi="Arial" w:cs="Arial" w:eastAsia="Arial"/>
+                <w:b w:val="0"/>
+                <w:i w:val="0"/>
+                <w:color w:val="000000"/>
+                <w:sz w:val="20"/>
+              </w:rPr>
+              <w:t>5</w:t>
+            </w:r>
+          </w:p>
+        </w:tc>
+        <w:tc>
+          <w:tcPr>
+            <w:tcW w:type="dxa" w:w="3402"/>
+          </w:tcPr>
+          <w:p>
+            <w:pPr>
+              <w:spacing w:after="20"/>
+            </w:pPr>
+            <w:r>
+              <w:rPr>
+                <w:rFonts w:ascii="Arial" w:hAnsi="Arial" w:cs="Arial" w:eastAsia="Arial"/>
+                <w:b w:val="0"/>
+                <w:i w:val="0"/>
+                <w:color w:val="000000"/>
+                <w:sz w:val="20"/>
+              </w:rPr>
+              <w:t>CODIFICATION = EC2; TYPE_COMB = ELS; TYPE_STRUCTURE = 2D</w:t>
+            </w:r>
+          </w:p>
+        </w:tc>
+        <w:tc>
+          <w:tcPr>
+            <w:tcW w:type="dxa" w:w="3118"/>
+          </w:tcPr>
+          <w:p>
+            <w:pPr>
+              <w:spacing w:after="20"/>
+            </w:pPr>
+            <w:r>
+              <w:rPr>
+                <w:rFonts w:ascii="Arial" w:hAnsi="Arial" w:cs="Arial" w:eastAsia="Arial"/>
+                <w:b w:val="0"/>
+                <w:i w:val="0"/>
+                <w:color w:val="000000"/>
+                <w:sz w:val="20"/>
+              </w:rPr>
+              <w:t>UNITE_CONTRAINTE : point:9; AFFE.C_INF : point:14; AFFE.C_SUP : point:14; AFFE.ALPHA_E : point:14; AFFE.SIGS_ELS : point:14; AFFE.FCK : point:14; AFFE.SIGC_INF_ELS : point:14; AFFE.SIGC_SUP_ELS : point:14</w:t>
+            </w:r>
+          </w:p>
+        </w:tc>
+      </w:tr>
+      <w:tr>
+        <w:trPr>
+          <w:cantSplit/>
+        </w:trPr>
+        <w:tc>
+          <w:tcPr>
+            <w:tcW w:type="dxa" w:w="2268"/>
+          </w:tcPr>
+          <w:p>
+            <w:pPr>
+              <w:spacing w:after="20"/>
+            </w:pPr>
+            <w:r>
+              <w:rPr>
+                <w:rFonts w:ascii="Arial" w:hAnsi="Arial" w:cs="Arial" w:eastAsia="Arial"/>
+                <w:b w:val="0"/>
+                <w:i w:val="0"/>
+                <w:color w:val="000000"/>
+                <w:sz w:val="20"/>
+              </w:rPr>
+              <w:t>CALC_FERRAILLAGE</w:t>
+            </w:r>
+          </w:p>
+        </w:tc>
+        <w:tc>
+          <w:tcPr>
+            <w:tcW w:type="dxa" w:w="850"/>
+          </w:tcPr>
+          <w:p>
+            <w:pPr>
+              <w:spacing w:after="20"/>
+            </w:pPr>
+            <w:r>
+              <w:rPr>
+                <w:rFonts w:ascii="Arial" w:hAnsi="Arial" w:cs="Arial" w:eastAsia="Arial"/>
+                <w:b w:val="0"/>
+                <w:i w:val="0"/>
+                <w:color w:val="000000"/>
+                <w:sz w:val="20"/>
+              </w:rPr>
+              <w:t>5</w:t>
+            </w:r>
+          </w:p>
+        </w:tc>
+        <w:tc>
+          <w:tcPr>
+            <w:tcW w:type="dxa" w:w="3402"/>
+          </w:tcPr>
+          <w:p>
+            <w:pPr>
+              <w:spacing w:after="20"/>
+            </w:pPr>
+            <w:r>
+              <w:rPr>
+                <w:rFonts w:ascii="Arial" w:hAnsi="Arial" w:cs="Arial" w:eastAsia="Arial"/>
+                <w:b w:val="0"/>
+                <w:i w:val="0"/>
+                <w:color w:val="000000"/>
+                <w:sz w:val="20"/>
+              </w:rPr>
+              <w:t>CODIFICATION = EC2; TYPE_COMB = ELS_QP; TYPE_STRUCTURE = 2D</w:t>
+            </w:r>
+          </w:p>
+        </w:tc>
+        <w:tc>
+          <w:tcPr>
+            <w:tcW w:type="dxa" w:w="3118"/>
+          </w:tcPr>
+          <w:p>
+            <w:pPr>
+              <w:spacing w:after="20"/>
+            </w:pPr>
+            <w:r>
+              <w:rPr>
+                <w:rFonts w:ascii="Arial" w:hAnsi="Arial" w:cs="Arial" w:eastAsia="Arial"/>
+                <w:b w:val="0"/>
+                <w:i w:val="0"/>
+                <w:color w:val="000000"/>
+                <w:sz w:val="20"/>
+              </w:rPr>
+              <w:t>UNITE_CONTRAINTE : point:9; AFFE.C_INF : point:14; AFFE.C_SUP : point:14; AFFE.ALPHA_E : point:14; AFFE.FYK : point:14; AFFE.FCK : point:14; AFFE.EYS : point:14; AFFE.SIGC_ELS_QP : point:14; AFFE.KT : point:14; AFFE.WMAX_INF : point:14; AFFE.WMAX_SUP : point:14; AFFE.PHI_INF_X : point:14; AFFE.PHI_SUP_X : point:14; AFFE.PHI_INF_Y : point:14; AFFE.PHI_SUP_Y : point:14</w:t>
+            </w:r>
+          </w:p>
+        </w:tc>
+      </w:tr>
+      <w:tr>
+        <w:trPr>
+          <w:cantSplit/>
+        </w:trPr>
+        <w:tc>
+          <w:tcPr>
+            <w:tcW w:type="dxa" w:w="2268"/>
+          </w:tcPr>
+          <w:p>
+            <w:pPr>
+              <w:spacing w:after="20"/>
+            </w:pPr>
+            <w:r>
+              <w:rPr>
+                <w:rFonts w:ascii="Arial" w:hAnsi="Arial" w:cs="Arial" w:eastAsia="Arial"/>
+                <w:b w:val="0"/>
+                <w:i w:val="0"/>
+                <w:color w:val="000000"/>
+                <w:sz w:val="20"/>
+              </w:rPr>
+              <w:t>CREA_TABLE</w:t>
+            </w:r>
+          </w:p>
+        </w:tc>
+        <w:tc>
+          <w:tcPr>
+            <w:tcW w:type="dxa" w:w="850"/>
+          </w:tcPr>
+          <w:p>
+            <w:pPr>
+              <w:spacing w:after="20"/>
+            </w:pPr>
+            <w:r>
+              <w:rPr>
+                <w:rFonts w:ascii="Arial" w:hAnsi="Arial" w:cs="Arial" w:eastAsia="Arial"/>
+                <w:b w:val="0"/>
+                <w:i w:val="0"/>
+                <w:color w:val="000000"/>
+                <w:sz w:val="20"/>
+              </w:rPr>
+              <w:t>0</w:t>
+            </w:r>
+          </w:p>
+        </w:tc>
+        <w:tc>
+          <w:tcPr>
+            <w:tcW w:type="dxa" w:w="3402"/>
+          </w:tcPr>
+          <w:p>
+            <w:pPr>
+              <w:spacing w:after="20"/>
+            </w:pPr>
+            <w:r>
+              <w:rPr>
+                <w:rFonts w:ascii="Arial" w:hAnsi="Arial" w:cs="Arial" w:eastAsia="Arial"/>
+                <w:b w:val="0"/>
+                <w:i w:val="0"/>
+                <w:color w:val="000000"/>
+                <w:sz w:val="20"/>
+              </w:rPr>
+              <w:t>—</w:t>
+            </w:r>
+          </w:p>
+        </w:tc>
+        <w:tc>
+          <w:tcPr>
+            <w:tcW w:type="dxa" w:w="3118"/>
+          </w:tcPr>
+          <w:p>
+            <w:pPr>
+              <w:spacing w:after="20"/>
+            </w:pPr>
+            <w:r>
+              <w:rPr>
+                <w:rFonts w:ascii="Arial" w:hAnsi="Arial" w:cs="Arial" w:eastAsia="Arial"/>
+                <w:b w:val="0"/>
+                <w:i w:val="0"/>
+                <w:color w:val="000000"/>
+                <w:sz w:val="20"/>
+              </w:rPr>
+              <w:t>—</w:t>
+            </w:r>
+          </w:p>
+        </w:tc>
+      </w:tr>
+      <w:tr>
+        <w:trPr>
+          <w:cantSplit/>
+        </w:trPr>
+        <w:tc>
+          <w:tcPr>
+            <w:tcW w:type="dxa" w:w="2268"/>
+          </w:tcPr>
+          <w:p>
+            <w:pPr>
+              <w:spacing w:after="20"/>
+            </w:pPr>
+            <w:r>
+              <w:rPr>
+                <w:rFonts w:ascii="Arial" w:hAnsi="Arial" w:cs="Arial" w:eastAsia="Arial"/>
+                <w:b w:val="0"/>
+                <w:i w:val="0"/>
+                <w:color w:val="000000"/>
+                <w:sz w:val="20"/>
+              </w:rPr>
+              <w:t>DEBUT</w:t>
+            </w:r>
+          </w:p>
+        </w:tc>
+        <w:tc>
+          <w:tcPr>
+            <w:tcW w:type="dxa" w:w="850"/>
+          </w:tcPr>
+          <w:p>
+            <w:pPr>
+              <w:spacing w:after="20"/>
+            </w:pPr>
+            <w:r>
+              <w:rPr>
+                <w:rFonts w:ascii="Arial" w:hAnsi="Arial" w:cs="Arial" w:eastAsia="Arial"/>
+                <w:b w:val="0"/>
+                <w:i w:val="0"/>
+                <w:color w:val="000000"/>
+                <w:sz w:val="20"/>
+              </w:rPr>
+              <w:t>0</w:t>
+            </w:r>
+          </w:p>
+        </w:tc>
+        <w:tc>
+          <w:tcPr>
+            <w:tcW w:type="dxa" w:w="3402"/>
+          </w:tcPr>
+          <w:p>
+            <w:pPr>
+              <w:spacing w:after="20"/>
+            </w:pPr>
+            <w:r>
+              <w:rPr>
+                <w:rFonts w:ascii="Arial" w:hAnsi="Arial" w:cs="Arial" w:eastAsia="Arial"/>
+                <w:b w:val="0"/>
+                <w:i w:val="0"/>
+                <w:color w:val="000000"/>
+                <w:sz w:val="20"/>
+              </w:rPr>
+              <w:t>—</w:t>
+            </w:r>
+          </w:p>
+        </w:tc>
+        <w:tc>
+          <w:tcPr>
+            <w:tcW w:type="dxa" w:w="3118"/>
+          </w:tcPr>
+          <w:p>
+            <w:pPr>
+              <w:spacing w:after="20"/>
+            </w:pPr>
+            <w:r>
+              <w:rPr>
+                <w:rFonts w:ascii="Arial" w:hAnsi="Arial" w:cs="Arial" w:eastAsia="Arial"/>
+                <w:b w:val="0"/>
+                <w:i w:val="0"/>
+                <w:color w:val="000000"/>
+                <w:sz w:val="20"/>
+              </w:rPr>
+              <w:t>—</w:t>
+            </w:r>
+          </w:p>
+        </w:tc>
+      </w:tr>
+      <w:tr>
+        <w:trPr>
+          <w:cantSplit/>
+        </w:trPr>
+        <w:tc>
+          <w:tcPr>
+            <w:tcW w:type="dxa" w:w="2268"/>
+          </w:tcPr>
+          <w:p>
+            <w:pPr>
+              <w:spacing w:after="20"/>
+            </w:pPr>
+            <w:r>
+              <w:rPr>
+                <w:rFonts w:ascii="Arial" w:hAnsi="Arial" w:cs="Arial" w:eastAsia="Arial"/>
+                <w:b w:val="0"/>
+                <w:i w:val="0"/>
+                <w:color w:val="000000"/>
+                <w:sz w:val="20"/>
+              </w:rPr>
+              <w:t>DEFI_CONSTANTE</w:t>
+            </w:r>
+          </w:p>
+        </w:tc>
+        <w:tc>
+          <w:tcPr>
+            <w:tcW w:type="dxa" w:w="850"/>
+          </w:tcPr>
+          <w:p>
+            <w:pPr>
+              <w:spacing w:after="20"/>
+            </w:pPr>
+            <w:r>
+              <w:rPr>
+                <w:rFonts w:ascii="Arial" w:hAnsi="Arial" w:cs="Arial" w:eastAsia="Arial"/>
+                <w:b w:val="0"/>
+                <w:i w:val="0"/>
+                <w:color w:val="000000"/>
+                <w:sz w:val="20"/>
+              </w:rPr>
+              <w:t>0</w:t>
+            </w:r>
+          </w:p>
+        </w:tc>
+        <w:tc>
+          <w:tcPr>
+            <w:tcW w:type="dxa" w:w="3402"/>
+          </w:tcPr>
+          <w:p>
+            <w:pPr>
+              <w:spacing w:after="20"/>
+            </w:pPr>
+            <w:r>
+              <w:rPr>
+                <w:rFonts w:ascii="Arial" w:hAnsi="Arial" w:cs="Arial" w:eastAsia="Arial"/>
+                <w:b w:val="0"/>
+                <w:i w:val="0"/>
+                <w:color w:val="000000"/>
+                <w:sz w:val="20"/>
+              </w:rPr>
+              <w:t>—</w:t>
+            </w:r>
+          </w:p>
+        </w:tc>
+        <w:tc>
+          <w:tcPr>
+            <w:tcW w:type="dxa" w:w="3118"/>
+          </w:tcPr>
+          <w:p>
+            <w:pPr>
+              <w:spacing w:after="20"/>
+            </w:pPr>
+            <w:r>
+              <w:rPr>
+                <w:rFonts w:ascii="Arial" w:hAnsi="Arial" w:cs="Arial" w:eastAsia="Arial"/>
+                <w:b w:val="0"/>
+                <w:i w:val="0"/>
+                <w:color w:val="000000"/>
+                <w:sz w:val="20"/>
+              </w:rPr>
+              <w:t>VALE : point:13</w:t>
+            </w:r>
+          </w:p>
+        </w:tc>
+      </w:tr>
+      <w:tr>
+        <w:trPr>
+          <w:cantSplit/>
+        </w:trPr>
+        <w:tc>
+          <w:tcPr>
+            <w:tcW w:type="dxa" w:w="2268"/>
+          </w:tcPr>
+          <w:p>
+            <w:pPr>
+              <w:spacing w:after="20"/>
+            </w:pPr>
+            <w:r>
+              <w:rPr>
+                <w:rFonts w:ascii="Arial" w:hAnsi="Arial" w:cs="Arial" w:eastAsia="Arial"/>
+                <w:b w:val="0"/>
+                <w:i w:val="0"/>
+                <w:color w:val="000000"/>
+                <w:sz w:val="20"/>
+              </w:rPr>
+              <w:t>DEFI_GROUP</w:t>
+            </w:r>
+          </w:p>
+        </w:tc>
+        <w:tc>
+          <w:tcPr>
+            <w:tcW w:type="dxa" w:w="850"/>
+          </w:tcPr>
+          <w:p>
+            <w:pPr>
+              <w:spacing w:after="20"/>
+            </w:pPr>
+            <w:r>
+              <w:rPr>
+                <w:rFonts w:ascii="Arial" w:hAnsi="Arial" w:cs="Arial" w:eastAsia="Arial"/>
+                <w:b w:val="0"/>
+                <w:i w:val="0"/>
+                <w:color w:val="000000"/>
+                <w:sz w:val="20"/>
+              </w:rPr>
+              <w:t>0</w:t>
+            </w:r>
+          </w:p>
+        </w:tc>
+        <w:tc>
+          <w:tcPr>
+            <w:tcW w:type="dxa" w:w="3402"/>
+          </w:tcPr>
+          <w:p>
+            <w:pPr>
+              <w:spacing w:after="20"/>
+            </w:pPr>
+            <w:r>
+              <w:rPr>
+                <w:rFonts w:ascii="Arial" w:hAnsi="Arial" w:cs="Arial" w:eastAsia="Arial"/>
+                <w:b w:val="0"/>
+                <w:i w:val="0"/>
+                <w:color w:val="000000"/>
+                <w:sz w:val="20"/>
+              </w:rPr>
+              <w:t>—</w:t>
+            </w:r>
+          </w:p>
+        </w:tc>
+        <w:tc>
+          <w:tcPr>
+            <w:tcW w:type="dxa" w:w="3118"/>
+          </w:tcPr>
+          <w:p>
+            <w:pPr>
+              <w:spacing w:after="20"/>
+            </w:pPr>
+            <w:r>
+              <w:rPr>
+                <w:rFonts w:ascii="Arial" w:hAnsi="Arial" w:cs="Arial" w:eastAsia="Arial"/>
+                <w:b w:val="0"/>
+                <w:i w:val="0"/>
+                <w:color w:val="000000"/>
+                <w:sz w:val="20"/>
+              </w:rPr>
+              <w:t>—</w:t>
+            </w:r>
+          </w:p>
+        </w:tc>
+      </w:tr>
+      <w:tr>
+        <w:trPr>
+          <w:cantSplit/>
+        </w:trPr>
+        <w:tc>
+          <w:tcPr>
+            <w:tcW w:type="dxa" w:w="2268"/>
+          </w:tcPr>
+          <w:p>
+            <w:pPr>
+              <w:spacing w:after="20"/>
+            </w:pPr>
+            <w:r>
+              <w:rPr>
+                <w:rFonts w:ascii="Arial" w:hAnsi="Arial" w:cs="Arial" w:eastAsia="Arial"/>
+                <w:b w:val="0"/>
+                <w:i w:val="0"/>
+                <w:color w:val="000000"/>
+                <w:sz w:val="20"/>
+              </w:rPr>
+              <w:t>DEFI_GROUP</w:t>
+            </w:r>
+          </w:p>
+        </w:tc>
+        <w:tc>
+          <w:tcPr>
+            <w:tcW w:type="dxa" w:w="850"/>
+          </w:tcPr>
+          <w:p>
+            <w:pPr>
+              <w:spacing w:after="20"/>
+            </w:pPr>
+            <w:r>
+              <w:rPr>
+                <w:rFonts w:ascii="Arial" w:hAnsi="Arial" w:cs="Arial" w:eastAsia="Arial"/>
+                <w:b w:val="0"/>
+                <w:i w:val="0"/>
+                <w:color w:val="000000"/>
+                <w:sz w:val="20"/>
+              </w:rPr>
+              <w:t>0</w:t>
+            </w:r>
+          </w:p>
+        </w:tc>
+        <w:tc>
+          <w:tcPr>
+            <w:tcW w:type="dxa" w:w="3402"/>
+          </w:tcPr>
+          <w:p>
+            <w:pPr>
+              <w:spacing w:after="20"/>
+            </w:pPr>
+            <w:r>
+              <w:rPr>
+                <w:rFonts w:ascii="Arial" w:hAnsi="Arial" w:cs="Arial" w:eastAsia="Arial"/>
+                <w:b w:val="0"/>
+                <w:i w:val="0"/>
+                <w:color w:val="000000"/>
+                <w:sz w:val="20"/>
+              </w:rPr>
+              <w:t>OPTION = APPUI</w:t>
+            </w:r>
+          </w:p>
+        </w:tc>
+        <w:tc>
+          <w:tcPr>
+            <w:tcW w:type="dxa" w:w="3118"/>
+          </w:tcPr>
+          <w:p>
+            <w:pPr>
+              <w:spacing w:after="20"/>
+            </w:pPr>
+            <w:r>
+              <w:rPr>
+                <w:rFonts w:ascii="Arial" w:hAnsi="Arial" w:cs="Arial" w:eastAsia="Arial"/>
+                <w:b w:val="0"/>
+                <w:i w:val="0"/>
+                <w:color w:val="000000"/>
+                <w:sz w:val="20"/>
+              </w:rPr>
+              <w:t>—</w:t>
+            </w:r>
+          </w:p>
+        </w:tc>
+      </w:tr>
+      <w:tr>
+        <w:trPr>
+          <w:cantSplit/>
+        </w:trPr>
+        <w:tc>
+          <w:tcPr>
+            <w:tcW w:type="dxa" w:w="2268"/>
+          </w:tcPr>
+          <w:p>
+            <w:pPr>
+              <w:spacing w:after="20"/>
+            </w:pPr>
+            <w:r>
+              <w:rPr>
+                <w:rFonts w:ascii="Arial" w:hAnsi="Arial" w:cs="Arial" w:eastAsia="Arial"/>
+                <w:b w:val="0"/>
+                <w:i w:val="0"/>
+                <w:color w:val="000000"/>
+                <w:sz w:val="20"/>
+              </w:rPr>
+              <w:t>DEFI_MATERIAU</w:t>
+            </w:r>
+          </w:p>
+        </w:tc>
+        <w:tc>
+          <w:tcPr>
+            <w:tcW w:type="dxa" w:w="850"/>
+          </w:tcPr>
+          <w:p>
+            <w:pPr>
+              <w:spacing w:after="20"/>
+            </w:pPr>
+            <w:r>
+              <w:rPr>
+                <w:rFonts w:ascii="Arial" w:hAnsi="Arial" w:cs="Arial" w:eastAsia="Arial"/>
+                <w:b w:val="0"/>
+                <w:i w:val="0"/>
+                <w:color w:val="000000"/>
+                <w:sz w:val="20"/>
+              </w:rPr>
+              <w:t>4</w:t>
+            </w:r>
+          </w:p>
+        </w:tc>
+        <w:tc>
+          <w:tcPr>
+            <w:tcW w:type="dxa" w:w="3402"/>
+          </w:tcPr>
+          <w:p>
+            <w:pPr>
+              <w:spacing w:after="20"/>
+            </w:pPr>
+            <w:r>
+              <w:rPr>
+                <w:rFonts w:ascii="Arial" w:hAnsi="Arial" w:cs="Arial" w:eastAsia="Arial"/>
+                <w:b w:val="0"/>
+                <w:i w:val="0"/>
+                <w:color w:val="000000"/>
+                <w:sz w:val="20"/>
+              </w:rPr>
+              <w:t>—</w:t>
+            </w:r>
+          </w:p>
+        </w:tc>
+        <w:tc>
+          <w:tcPr>
+            <w:tcW w:type="dxa" w:w="3118"/>
+          </w:tcPr>
+          <w:p>
+            <w:pPr>
+              <w:spacing w:after="20"/>
+            </w:pPr>
+            <w:r>
+              <w:rPr>
+                <w:rFonts w:ascii="Arial" w:hAnsi="Arial" w:cs="Arial" w:eastAsia="Arial"/>
+                <w:b w:val="0"/>
+                <w:i w:val="0"/>
+                <w:color w:val="000000"/>
+                <w:sz w:val="20"/>
+              </w:rPr>
+              <w:t>—</w:t>
+            </w:r>
+          </w:p>
+        </w:tc>
+      </w:tr>
+      <w:tr>
+        <w:trPr>
+          <w:cantSplit/>
+        </w:trPr>
+        <w:tc>
+          <w:tcPr>
+            <w:tcW w:type="dxa" w:w="2268"/>
+          </w:tcPr>
+          <w:p>
+            <w:pPr>
+              <w:spacing w:after="20"/>
+            </w:pPr>
+            <w:r>
+              <w:rPr>
+                <w:rFonts w:ascii="Arial" w:hAnsi="Arial" w:cs="Arial" w:eastAsia="Arial"/>
+                <w:b w:val="0"/>
+                <w:i w:val="0"/>
+                <w:color w:val="000000"/>
+                <w:sz w:val="20"/>
+              </w:rPr>
+              <w:t>FIN</w:t>
+            </w:r>
+          </w:p>
+        </w:tc>
+        <w:tc>
+          <w:tcPr>
+            <w:tcW w:type="dxa" w:w="850"/>
+          </w:tcPr>
+          <w:p>
+            <w:pPr>
+              <w:spacing w:after="20"/>
+            </w:pPr>
+            <w:r>
+              <w:rPr>
+                <w:rFonts w:ascii="Arial" w:hAnsi="Arial" w:cs="Arial" w:eastAsia="Arial"/>
+                <w:b w:val="0"/>
+                <w:i w:val="0"/>
+                <w:color w:val="000000"/>
+                <w:sz w:val="20"/>
+              </w:rPr>
+              <w:t>1</w:t>
+            </w:r>
+          </w:p>
+        </w:tc>
+        <w:tc>
+          <w:tcPr>
+            <w:tcW w:type="dxa" w:w="3402"/>
+          </w:tcPr>
+          <w:p>
+            <w:pPr>
+              <w:spacing w:after="20"/>
+            </w:pPr>
+            <w:r>
+              <w:rPr>
+                <w:rFonts w:ascii="Arial" w:hAnsi="Arial" w:cs="Arial" w:eastAsia="Arial"/>
+                <w:b w:val="0"/>
+                <w:i w:val="0"/>
+                <w:color w:val="000000"/>
+                <w:sz w:val="20"/>
+              </w:rPr>
+              <w:t>—</w:t>
+            </w:r>
+          </w:p>
+        </w:tc>
+        <w:tc>
+          <w:tcPr>
+            <w:tcW w:type="dxa" w:w="3118"/>
+          </w:tcPr>
+          <w:p>
+            <w:pPr>
+              <w:spacing w:after="20"/>
+            </w:pPr>
+            <w:r>
+              <w:rPr>
+                <w:rFonts w:ascii="Arial" w:hAnsi="Arial" w:cs="Arial" w:eastAsia="Arial"/>
+                <w:b w:val="0"/>
+                <w:i w:val="0"/>
+                <w:color w:val="000000"/>
+                <w:sz w:val="20"/>
+              </w:rPr>
+              <w:t>—</w:t>
+            </w:r>
+          </w:p>
+        </w:tc>
+      </w:tr>
+      <w:tr>
+        <w:trPr>
+          <w:cantSplit/>
+        </w:trPr>
+        <w:tc>
+          <w:tcPr>
+            <w:tcW w:type="dxa" w:w="2268"/>
+          </w:tcPr>
+          <w:p>
+            <w:pPr>
+              <w:spacing w:after="20"/>
+            </w:pPr>
+            <w:r>
+              <w:rPr>
+                <w:rFonts w:ascii="Arial" w:hAnsi="Arial" w:cs="Arial" w:eastAsia="Arial"/>
+                <w:b w:val="0"/>
+                <w:i w:val="0"/>
+                <w:color w:val="000000"/>
+                <w:sz w:val="20"/>
+              </w:rPr>
+              <w:t>IMPR_TABLE</w:t>
+            </w:r>
+          </w:p>
+        </w:tc>
+        <w:tc>
+          <w:tcPr>
+            <w:tcW w:type="dxa" w:w="850"/>
+          </w:tcPr>
+          <w:p>
+            <w:pPr>
+              <w:spacing w:after="20"/>
+            </w:pPr>
+            <w:r>
+              <w:rPr>
+                <w:rFonts w:ascii="Arial" w:hAnsi="Arial" w:cs="Arial" w:eastAsia="Arial"/>
+                <w:b w:val="0"/>
+                <w:i w:val="0"/>
+                <w:color w:val="000000"/>
+                <w:sz w:val="20"/>
+              </w:rPr>
+              <w:t>0</w:t>
+            </w:r>
+          </w:p>
+        </w:tc>
+        <w:tc>
+          <w:tcPr>
+            <w:tcW w:type="dxa" w:w="3402"/>
+          </w:tcPr>
+          <w:p>
+            <w:pPr>
+              <w:spacing w:after="20"/>
+            </w:pPr>
+            <w:r>
+              <w:rPr>
+                <w:rFonts w:ascii="Arial" w:hAnsi="Arial" w:cs="Arial" w:eastAsia="Arial"/>
+                <w:b w:val="0"/>
+                <w:i w:val="0"/>
+                <w:color w:val="000000"/>
+                <w:sz w:val="20"/>
+              </w:rPr>
+              <w:t>—</w:t>
+            </w:r>
+          </w:p>
+        </w:tc>
+        <w:tc>
+          <w:tcPr>
+            <w:tcW w:type="dxa" w:w="3118"/>
+          </w:tcPr>
+          <w:p>
+            <w:pPr>
+              <w:spacing w:after="20"/>
+            </w:pPr>
+            <w:r>
+              <w:rPr>
+                <w:rFonts w:ascii="Arial" w:hAnsi="Arial" w:cs="Arial" w:eastAsia="Arial"/>
+                <w:b w:val="0"/>
+                <w:i w:val="0"/>
+                <w:color w:val="000000"/>
+                <w:sz w:val="20"/>
+              </w:rPr>
+              <w:t>—</w:t>
+            </w:r>
+          </w:p>
+        </w:tc>
+      </w:tr>
+      <w:tr>
+        <w:trPr>
+          <w:cantSplit/>
+        </w:trPr>
+        <w:tc>
+          <w:tcPr>
+            <w:tcW w:type="dxa" w:w="2268"/>
+          </w:tcPr>
+          <w:p>
+            <w:pPr>
+              <w:spacing w:after="20"/>
+            </w:pPr>
+            <w:r>
+              <w:rPr>
+                <w:rFonts w:ascii="Arial" w:hAnsi="Arial" w:cs="Arial" w:eastAsia="Arial"/>
+                <w:b w:val="0"/>
+                <w:i w:val="0"/>
+                <w:color w:val="000000"/>
+                <w:sz w:val="20"/>
+              </w:rPr>
+              <w:t>LIRE_MAILLAGE</w:t>
+            </w:r>
+          </w:p>
+        </w:tc>
+        <w:tc>
+          <w:tcPr>
+            <w:tcW w:type="dxa" w:w="850"/>
+          </w:tcPr>
+          <w:p>
+            <w:pPr>
+              <w:spacing w:after="20"/>
+            </w:pPr>
+            <w:r>
+              <w:rPr>
+                <w:rFonts w:ascii="Arial" w:hAnsi="Arial" w:cs="Arial" w:eastAsia="Arial"/>
+                <w:b w:val="0"/>
+                <w:i w:val="0"/>
+                <w:color w:val="000000"/>
+                <w:sz w:val="20"/>
+              </w:rPr>
+              <w:t>0</w:t>
+            </w:r>
+          </w:p>
+        </w:tc>
+        <w:tc>
+          <w:tcPr>
+            <w:tcW w:type="dxa" w:w="3402"/>
+          </w:tcPr>
+          <w:p>
+            <w:pPr>
+              <w:spacing w:after="20"/>
+            </w:pPr>
+            <w:r>
+              <w:rPr>
+                <w:rFonts w:ascii="Arial" w:hAnsi="Arial" w:cs="Arial" w:eastAsia="Arial"/>
+                <w:b w:val="0"/>
+                <w:i w:val="0"/>
+                <w:color w:val="000000"/>
+                <w:sz w:val="20"/>
+              </w:rPr>
+              <w:t>FORMAT = MED</w:t>
+            </w:r>
+          </w:p>
+        </w:tc>
+        <w:tc>
+          <w:tcPr>
+            <w:tcW w:type="dxa" w:w="3118"/>
+          </w:tcPr>
+          <w:p>
+            <w:pPr>
+              <w:spacing w:after="20"/>
+            </w:pPr>
+            <w:r>
+              <w:rPr>
+                <w:rFonts w:ascii="Arial" w:hAnsi="Arial" w:cs="Arial" w:eastAsia="Arial"/>
+                <w:b w:val="0"/>
+                <w:i w:val="0"/>
+                <w:color w:val="000000"/>
+                <w:sz w:val="20"/>
+              </w:rPr>
+              <w:t>—</w:t>
+            </w:r>
+          </w:p>
+        </w:tc>
+      </w:tr>
+      <w:tr>
+        <w:trPr>
+          <w:cantSplit/>
+        </w:trPr>
+        <w:tc>
+          <w:tcPr>
+            <w:tcW w:type="dxa" w:w="2268"/>
+          </w:tcPr>
+          <w:p>
+            <w:pPr>
+              <w:spacing w:after="20"/>
+            </w:pPr>
+            <w:r>
+              <w:rPr>
+                <w:rFonts w:ascii="Arial" w:hAnsi="Arial" w:cs="Arial" w:eastAsia="Arial"/>
+                <w:b w:val="0"/>
+                <w:i w:val="0"/>
+                <w:color w:val="000000"/>
+                <w:sz w:val="20"/>
+              </w:rPr>
+              <w:t>MECA_STATIQUE</w:t>
+            </w:r>
+          </w:p>
+        </w:tc>
+        <w:tc>
+          <w:tcPr>
+            <w:tcW w:type="dxa" w:w="850"/>
+          </w:tcPr>
+          <w:p>
+            <w:pPr>
+              <w:spacing w:after="20"/>
+            </w:pPr>
+            <w:r>
+              <w:rPr>
+                <w:rFonts w:ascii="Arial" w:hAnsi="Arial" w:cs="Arial" w:eastAsia="Arial"/>
+                <w:b w:val="0"/>
+                <w:i w:val="0"/>
+                <w:color w:val="000000"/>
+                <w:sz w:val="20"/>
+              </w:rPr>
+              <w:t>5</w:t>
+            </w:r>
+          </w:p>
+        </w:tc>
+        <w:tc>
+          <w:tcPr>
+            <w:tcW w:type="dxa" w:w="3402"/>
+          </w:tcPr>
+          <w:p>
+            <w:pPr>
+              <w:spacing w:after="20"/>
+            </w:pPr>
+            <w:r>
+              <w:rPr>
+                <w:rFonts w:ascii="Arial" w:hAnsi="Arial" w:cs="Arial" w:eastAsia="Arial"/>
+                <w:b w:val="0"/>
+                <w:i w:val="0"/>
+                <w:color w:val="000000"/>
+                <w:sz w:val="20"/>
+              </w:rPr>
+              <w:t>—</w:t>
+            </w:r>
+          </w:p>
+        </w:tc>
+        <w:tc>
+          <w:tcPr>
+            <w:tcW w:type="dxa" w:w="3118"/>
+          </w:tcPr>
+          <w:p>
+            <w:pPr>
+              <w:spacing w:after="20"/>
+            </w:pPr>
+            <w:r>
+              <w:rPr>
+                <w:rFonts w:ascii="Arial" w:hAnsi="Arial" w:cs="Arial" w:eastAsia="Arial"/>
+                <w:b w:val="0"/>
+                <w:i w:val="0"/>
+                <w:color w:val="000000"/>
+                <w:sz w:val="20"/>
+              </w:rPr>
+              <w:t>—</w:t>
+            </w:r>
+          </w:p>
+        </w:tc>
+      </w:tr>
+      <w:tr>
+        <w:trPr>
+          <w:cantSplit/>
+        </w:trPr>
+        <w:tc>
+          <w:tcPr>
+            <w:tcW w:type="dxa" w:w="2268"/>
+          </w:tcPr>
+          <w:p>
+            <w:pPr>
+              <w:spacing w:after="20"/>
+            </w:pPr>
+            <w:r>
+              <w:rPr>
+                <w:rFonts w:ascii="Arial" w:hAnsi="Arial" w:cs="Arial" w:eastAsia="Arial"/>
+                <w:b w:val="0"/>
+                <w:i w:val="0"/>
+                <w:color w:val="000000"/>
+                <w:sz w:val="20"/>
+              </w:rPr>
+              <w:t>MODI_MAILLAGE</w:t>
+            </w:r>
+          </w:p>
+        </w:tc>
+        <w:tc>
+          <w:tcPr>
+            <w:tcW w:type="dxa" w:w="850"/>
+          </w:tcPr>
+          <w:p>
+            <w:pPr>
+              <w:spacing w:after="20"/>
+            </w:pPr>
+            <w:r>
+              <w:rPr>
+                <w:rFonts w:ascii="Arial" w:hAnsi="Arial" w:cs="Arial" w:eastAsia="Arial"/>
+                <w:b w:val="0"/>
+                <w:i w:val="0"/>
+                <w:color w:val="000000"/>
+                <w:sz w:val="20"/>
+              </w:rPr>
+              <w:t>4</w:t>
+            </w:r>
+          </w:p>
+        </w:tc>
+        <w:tc>
+          <w:tcPr>
+            <w:tcW w:type="dxa" w:w="3402"/>
+          </w:tcPr>
+          <w:p>
+            <w:pPr>
+              <w:spacing w:after="20"/>
+            </w:pPr>
+            <w:r>
+              <w:rPr>
+                <w:rFonts w:ascii="Arial" w:hAnsi="Arial" w:cs="Arial" w:eastAsia="Arial"/>
+                <w:b w:val="0"/>
+                <w:i w:val="0"/>
+                <w:color w:val="000000"/>
+                <w:sz w:val="20"/>
+              </w:rPr>
+              <w:t>—</w:t>
+            </w:r>
+          </w:p>
+        </w:tc>
+        <w:tc>
+          <w:tcPr>
+            <w:tcW w:type="dxa" w:w="3118"/>
+          </w:tcPr>
+          <w:p>
+            <w:pPr>
+              <w:spacing w:after="20"/>
+            </w:pPr>
+            <w:r>
+              <w:rPr>
+                <w:rFonts w:ascii="Arial" w:hAnsi="Arial" w:cs="Arial" w:eastAsia="Arial"/>
+                <w:b w:val="0"/>
+                <w:i w:val="0"/>
+                <w:color w:val="000000"/>
+                <w:sz w:val="20"/>
+              </w:rPr>
+              <w:t>—</w:t>
+            </w:r>
+          </w:p>
+        </w:tc>
+      </w:tr>
+      <w:tr>
+        <w:trPr>
+          <w:cantSplit/>
+        </w:trPr>
+        <w:tc>
+          <w:tcPr>
+            <w:tcW w:type="dxa" w:w="2268"/>
+          </w:tcPr>
+          <w:p>
+            <w:pPr>
+              <w:spacing w:after="20"/>
+            </w:pPr>
+            <w:r>
+              <w:rPr>
+                <w:rFonts w:ascii="Arial" w:hAnsi="Arial" w:cs="Arial" w:eastAsia="Arial"/>
+                <w:b w:val="0"/>
+                <w:i w:val="0"/>
+                <w:color w:val="000000"/>
+                <w:sz w:val="20"/>
+              </w:rPr>
+              <w:t>POST_RELEVE_T</w:t>
+            </w:r>
+          </w:p>
+        </w:tc>
+        <w:tc>
+          <w:tcPr>
+            <w:tcW w:type="dxa" w:w="850"/>
+          </w:tcPr>
+          <w:p>
+            <w:pPr>
+              <w:spacing w:after="20"/>
+            </w:pPr>
+            <w:r>
+              <w:rPr>
+                <w:rFonts w:ascii="Arial" w:hAnsi="Arial" w:cs="Arial" w:eastAsia="Arial"/>
+                <w:b w:val="0"/>
+                <w:i w:val="0"/>
+                <w:color w:val="000000"/>
+                <w:sz w:val="20"/>
+              </w:rPr>
+              <w:t>0</w:t>
+            </w:r>
+          </w:p>
+        </w:tc>
+        <w:tc>
+          <w:tcPr>
+            <w:tcW w:type="dxa" w:w="3402"/>
+          </w:tcPr>
+          <w:p>
+            <w:pPr>
+              <w:spacing w:after="20"/>
+            </w:pPr>
+            <w:r>
+              <w:rPr>
+                <w:rFonts w:ascii="Arial" w:hAnsi="Arial" w:cs="Arial" w:eastAsia="Arial"/>
+                <w:b w:val="0"/>
+                <w:i w:val="0"/>
+                <w:color w:val="000000"/>
+                <w:sz w:val="20"/>
+              </w:rPr>
+              <w:t>—</w:t>
+            </w:r>
+          </w:p>
+        </w:tc>
+        <w:tc>
+          <w:tcPr>
+            <w:tcW w:type="dxa" w:w="3118"/>
+          </w:tcPr>
+          <w:p>
+            <w:pPr>
+              <w:spacing w:after="20"/>
+            </w:pPr>
+            <w:r>
+              <w:rPr>
+                <w:rFonts w:ascii="Arial" w:hAnsi="Arial" w:cs="Arial" w:eastAsia="Arial"/>
+                <w:b w:val="0"/>
+                <w:i w:val="0"/>
+                <w:color w:val="000000"/>
+                <w:sz w:val="20"/>
+              </w:rPr>
+              <w:t>—</w:t>
             </w:r>
           </w:p>
         </w:tc>
